--- a/docs/CSS Bosses.docx
+++ b/docs/CSS Bosses.docx
@@ -69,7 +69,7 @@
           </w:tcPr>
           <w:p>
             <w:r>
-              <w:t>["title", "/title", "head", "body", "style", "html", "link", "meta", "div"]</w:t>
+              <w:t>["html", "meta", "div", "title", "style", "/title", "link", "body", "head"]</w:t>
             </w:r>
           </w:p>
         </w:tc>
@@ -313,7 +313,7 @@
           </w:tcPr>
           <w:p>
             <w:r>
-              <w:t>["*", "{", "}", ":", ";", ":", ";", ".", "#", "body"]</w:t>
+              <w:t>["body", "#", "*", ".", "{", "}", ":", ";", ":", ";"]</w:t>
             </w:r>
           </w:p>
         </w:tc>
@@ -798,7 +798,7 @@
           <w:p>
             <w:r>
               <w:lastRenderedPageBreak/>
-              <w:t>["body", "{", "}", ":", ";", ":", ";", ":", ";", ".", "#"]</w:t>
+              <w:t>["#", ".", "body", "{", "}", ":", ";", ":", ";", ":", ";"]</w:t>
             </w:r>
           </w:p>
         </w:tc>
@@ -1362,7 +1362,7 @@
           <w:p>
             <w:r>
               <w:lastRenderedPageBreak/>
-              <w:t>["#", "{", "}", ":", ";", ":", ";", ".", "id", "class"]</w:t>
+              <w:t>[".", "class", "#", "id", "{", "}", ":", ";", ":", ";"]</w:t>
             </w:r>
           </w:p>
         </w:tc>
@@ -1984,7 +1984,7 @@
           <w:p>
             <w:r>
               <w:lastRenderedPageBreak/>
-              <w:t>[".", "{", "}", ":", ";", ":", ";", "#", "class"]</w:t>
+              <w:t>["#", ".", "class", "{", "}", ":", ";", ":", ";"]</w:t>
             </w:r>
           </w:p>
         </w:tc>
@@ -2034,10 +2034,7 @@
           </w:p>
           <w:p>
             <w:r>
-              <w:t>]</w:t>
-            </w:r>
-            <w:r>
-              <w:t xml:space="preserve"> </w:t>
+              <w:t xml:space="preserve">] </w:t>
             </w:r>
           </w:p>
         </w:tc>
@@ -2676,7 +2673,7 @@
           <w:p>
             <w:r>
               <w:lastRenderedPageBreak/>
-              <w:t>[".", ".", "{", "}", ":", ";", "#", "div", "style"]</w:t>
+              <w:t>["style", "div", "#", ".", ".", "{", "}", ":", ";"]</w:t>
             </w:r>
           </w:p>
         </w:tc>
@@ -3454,7 +3451,23 @@
           <w:p>
             <w:r>
               <w:lastRenderedPageBreak/>
-              <w:t>[".", ":", ";", ":", ";", ":", ";", "#", "px", "em"]</w:t>
+              <w:t>["#", "</w:t>
+            </w:r>
+            <w:proofErr w:type="spellStart"/>
+            <w:r>
+              <w:t>em</w:t>
+            </w:r>
+            <w:proofErr w:type="spellEnd"/>
+            <w:r>
+              <w:t>", ".", "</w:t>
+            </w:r>
+            <w:proofErr w:type="spellStart"/>
+            <w:r>
+              <w:t>px</w:t>
+            </w:r>
+            <w:proofErr w:type="spellEnd"/>
+            <w:r>
+              <w:t>", ":", ";", ":", ";", ":", ";"]</w:t>
             </w:r>
           </w:p>
         </w:tc>
@@ -4278,7 +4291,7 @@
           <w:p>
             <w:r>
               <w:lastRenderedPageBreak/>
-              <w:t>[".", ".", ":", ";", ":", ";", "#", "solid", "border"]</w:t>
+              <w:t>["border", "#", ".", ".", "solid", ":", ";", ":", ";"]</w:t>
             </w:r>
           </w:p>
         </w:tc>
@@ -5183,7 +5196,7 @@
           <w:p>
             <w:r>
               <w:lastRenderedPageBreak/>
-              <w:t>[".", ".", ":", ";", ":", ";", "#", "font", "align"]</w:t>
+              <w:t>["align", "font", "#", ".", ".", ":", ";", ":", ";"]</w:t>
             </w:r>
           </w:p>
         </w:tc>
@@ -6211,7 +6224,7 @@
           <w:p>
             <w:r>
               <w:lastRenderedPageBreak/>
-              <w:t>[":", ".", ":", ":", ";", "/head", "div", "id", "#", "body"]</w:t>
+              <w:t>["body", "div", "id", "#", "/head", ":", ":", ":", ".", ";"]</w:t>
             </w:r>
           </w:p>
         </w:tc>
@@ -7260,7 +7273,7 @@
           <w:p>
             <w:r>
               <w:lastRenderedPageBreak/>
-              <w:t>["div", "class", "div", "/div", "/div", "div", "class", "/div"]</w:t>
+              <w:t>["div", "div", "div", "class", "class", "/div", "/div", "/div"]</w:t>
             </w:r>
           </w:p>
         </w:tc>
@@ -8207,7 +8220,7 @@
           <w:p>
             <w:r>
               <w:lastRenderedPageBreak/>
-              <w:t>["div", "class", "div", "class", "span", "class", "/span", "/div", "p"]</w:t>
+              <w:t>["div", "div", "span", "p", "class", "class", "class", "/span", "/div"]</w:t>
             </w:r>
           </w:p>
         </w:tc>
